--- a/templates/005_template_v3.docx
+++ b/templates/005_template_v3.docx
@@ -417,18 +417,7 @@
                 <w:rFonts w:ascii="Arial" w:hAnsi="Arial" w:cs="Arial"/>
                 <w:sz w:val="22"/>
               </w:rPr>
-              <w:fldChar w:fldCharType="begin">
-                <w:ffData>
-                  <w:name w:val="Check1"/>
-                  <w:enabled/>
-                  <w:calcOnExit w:val="0"/>
-                  <w:checkBox>
-                    <w:size w:val="40"/>
-                    <w:default w:val="1"/>
-                    <w:checked/>
-                  </w:checkBox>
-                </w:ffData>
-              </w:fldChar>
+              <w:t>{{box_005}}</w:t>
             </w:r>
             <w:bookmarkStart w:id="0" w:name="Check1"/>
             <w:r>
@@ -840,18 +829,7 @@
                 <w:rFonts w:ascii="Arial" w:hAnsi="Arial" w:cs="Arial"/>
                 <w:sz w:val="22"/>
               </w:rPr>
-              <w:fldChar w:fldCharType="begin">
-                <w:ffData>
-                  <w:name w:val=""/>
-                  <w:enabled/>
-                  <w:calcOnExit w:val="0"/>
-                  <w:checkBox>
-                    <w:size w:val="40"/>
-                    <w:default w:val="0"/>
-                    <w:checked w:val="0"/>
-                  </w:checkBox>
-                </w:ffData>
-              </w:fldChar>
+              <w:t>{{box_409}}</w:t>
             </w:r>
             <w:r>
               <w:rPr>
